--- a/STA506Syllabus.docx
+++ b/STA506Syllabus.docx
@@ -1894,23 +1894,7 @@
           <w:sz w:val="24"/>
           <w:szCs w:val="24"/>
         </w:rPr>
-        <w:t xml:space="preserve"> (the basic function of the command). This practice is essential for demonstrating </w:t>
-      </w:r>
-      <w:proofErr w:type="gramStart"/>
-      <w:r>
-        <w:rPr>
-          <w:sz w:val="24"/>
-          <w:szCs w:val="24"/>
-        </w:rPr>
-        <w:t>your</w:t>
-      </w:r>
-      <w:proofErr w:type="gramEnd"/>
-      <w:r>
-        <w:rPr>
-          <w:sz w:val="24"/>
-          <w:szCs w:val="24"/>
-        </w:rPr>
-        <w:t xml:space="preserve"> understanding.</w:t>
+        <w:t xml:space="preserve"> (the basic function of the command). This practice is essential for demonstrating your understanding.</w:t>
       </w:r>
     </w:p>
     <w:p>
@@ -4847,7 +4831,7 @@
           <w:sz w:val="24"/>
           <w:szCs w:val="24"/>
         </w:rPr>
-        <w:t xml:space="preserve">: </w:t>
+        <w:t xml:space="preserve"> </w:t>
       </w:r>
       <w:r>
         <w:rPr>
@@ -4858,7 +4842,7 @@
           <w:sz w:val="24"/>
           <w:szCs w:val="24"/>
         </w:rPr>
-        <w:t>Wednesday</w:t>
+        <w:t>Due</w:t>
       </w:r>
       <w:r>
         <w:rPr>
@@ -4869,7 +4853,64 @@
           <w:sz w:val="24"/>
           <w:szCs w:val="24"/>
         </w:rPr>
-        <w:t>, 5/6/26,</w:t>
+        <w:t xml:space="preserve">: </w:t>
+      </w:r>
+      <w:proofErr w:type="spellStart"/>
+      <w:r>
+        <w:rPr>
+          <w:rFonts w:cstheme="minorHAnsi"/>
+          <w:b/>
+          <w:bCs/>
+          <w:color w:val="C0504D" w:themeColor="accent2"/>
+          <w:sz w:val="24"/>
+          <w:szCs w:val="24"/>
+        </w:rPr>
+        <w:t>Thue</w:t>
+      </w:r>
+      <w:r>
+        <w:rPr>
+          <w:rFonts w:cstheme="minorHAnsi"/>
+          <w:b/>
+          <w:bCs/>
+          <w:color w:val="C0504D" w:themeColor="accent2"/>
+          <w:sz w:val="24"/>
+          <w:szCs w:val="24"/>
+        </w:rPr>
+        <w:t>sday</w:t>
+      </w:r>
+      <w:proofErr w:type="spellEnd"/>
+      <w:r>
+        <w:rPr>
+          <w:rFonts w:cstheme="minorHAnsi"/>
+          <w:b/>
+          <w:bCs/>
+          <w:color w:val="C0504D" w:themeColor="accent2"/>
+          <w:sz w:val="24"/>
+          <w:szCs w:val="24"/>
+        </w:rPr>
+        <w:t>, 5/</w:t>
+      </w:r>
+      <w:r>
+        <w:rPr>
+          <w:rFonts w:cstheme="minorHAnsi"/>
+          <w:b/>
+          <w:bCs/>
+          <w:color w:val="C0504D" w:themeColor="accent2"/>
+          <w:sz w:val="24"/>
+          <w:szCs w:val="24"/>
+        </w:rPr>
+        <w:t>5</w:t>
+      </w:r>
+      <w:r>
+        <w:rPr>
+          <w:rFonts w:cstheme="minorHAnsi"/>
+          <w:b/>
+          <w:bCs/>
+          <w:color w:val="C0504D" w:themeColor="accent2"/>
+          <w:sz w:val="24"/>
+          <w:szCs w:val="24"/>
+        </w:rPr>
+        <w:t>/26,</w:t>
       </w:r>
     </w:p>
     <w:p>
